--- a/SW_pattern.docx
+++ b/SW_pattern.docx
@@ -297,25 +297,6 @@
           <w:b/>
           <w:bCs/>
         </w:rPr>
-        <w:br/>
-        <w:t>Działanie na płytce:</w:t>
-      </w:r>
-    </w:p>
-    <w:p/>
-    <w:p/>
-    <w:p/>
-    <w:p>
-      <w:pPr>
-        <w:rPr>
-          <w:b/>
-          <w:bCs/>
-        </w:rPr>
-      </w:pPr>
-      <w:r>
-        <w:rPr>
-          <w:b/>
-          <w:bCs/>
-        </w:rPr>
         <w:t>Wyniki symulacji funkcjonalnej:</w:t>
       </w:r>
     </w:p>
@@ -376,7 +357,6 @@
           <w:b/>
           <w:bCs/>
         </w:rPr>
-        <w:lastRenderedPageBreak/>
         <w:t>Kod w Verilog:</w:t>
       </w:r>
     </w:p>
@@ -396,32 +376,6 @@
         <w:t>Wyniki syntezy:</w:t>
       </w:r>
     </w:p>
-    <w:p>
-      <w:pPr>
-        <w:rPr>
-          <w:b/>
-          <w:bCs/>
-        </w:rPr>
-      </w:pPr>
-    </w:p>
-    <w:p>
-      <w:pPr>
-        <w:rPr>
-          <w:b/>
-          <w:bCs/>
-        </w:rPr>
-      </w:pPr>
-    </w:p>
-    <w:p>
-      <w:r>
-        <w:rPr>
-          <w:b/>
-          <w:bCs/>
-        </w:rPr>
-        <w:t>Działanie na płytce:</w:t>
-      </w:r>
-    </w:p>
-    <w:p/>
     <w:p/>
     <w:p>
       <w:pPr>
@@ -522,16 +476,6 @@
     </w:p>
     <w:p/>
     <w:p>
-      <w:r>
-        <w:rPr>
-          <w:b/>
-          <w:bCs/>
-        </w:rPr>
-        <w:t>Działanie na płytce:</w:t>
-      </w:r>
-    </w:p>
-    <w:p/>
-    <w:p>
       <w:pPr>
         <w:rPr>
           <w:b/>
@@ -580,43 +524,38 @@
         <w:br/>
       </w:r>
     </w:p>
+    <w:p>
+      <w:pPr>
+        <w:rPr>
+          <w:b/>
+          <w:bCs/>
+        </w:rPr>
+      </w:pPr>
+      <w:r>
+        <w:rPr>
+          <w:b/>
+          <w:bCs/>
+        </w:rPr>
+        <w:t>Kod w Verilog:</w:t>
+      </w:r>
+    </w:p>
     <w:p/>
+    <w:p>
+      <w:pPr>
+        <w:rPr>
+          <w:b/>
+          <w:bCs/>
+        </w:rPr>
+      </w:pPr>
+      <w:r>
+        <w:rPr>
+          <w:b/>
+          <w:bCs/>
+        </w:rPr>
+        <w:t>Wyniki syntezy:</w:t>
+      </w:r>
+    </w:p>
     <w:p/>
-    <w:p/>
-    <w:p/>
-    <w:p>
-      <w:pPr>
-        <w:rPr>
-          <w:b/>
-          <w:bCs/>
-        </w:rPr>
-      </w:pPr>
-      <w:r>
-        <w:rPr>
-          <w:b/>
-          <w:bCs/>
-        </w:rPr>
-        <w:t>Kod w Verilog:</w:t>
-      </w:r>
-    </w:p>
-    <w:p/>
-    <w:p>
-      <w:pPr>
-        <w:rPr>
-          <w:b/>
-          <w:bCs/>
-        </w:rPr>
-      </w:pPr>
-      <w:r>
-        <w:rPr>
-          <w:b/>
-          <w:bCs/>
-        </w:rPr>
-        <w:lastRenderedPageBreak/>
-        <w:t>Wyniki syntezy:</w:t>
-      </w:r>
-    </w:p>
-    <w:p/>
     <w:p>
       <w:pPr>
         <w:rPr>
@@ -630,29 +569,6 @@
           <w:bCs/>
         </w:rPr>
         <w:t>Wyniki symulacji funkcjonalnej:</w:t>
-      </w:r>
-    </w:p>
-    <w:p>
-      <w:pPr>
-        <w:rPr>
-          <w:b/>
-          <w:bCs/>
-        </w:rPr>
-      </w:pPr>
-    </w:p>
-    <w:p>
-      <w:pPr>
-        <w:rPr>
-          <w:b/>
-          <w:bCs/>
-        </w:rPr>
-      </w:pPr>
-      <w:r>
-        <w:rPr>
-          <w:b/>
-          <w:bCs/>
-        </w:rPr>
-        <w:t>Działanie na płytce:</w:t>
       </w:r>
     </w:p>
     <w:p/>
@@ -1308,6 +1224,7 @@
   <w:style w:type="character" w:default="1" w:styleId="Domylnaczcionkaakapitu">
     <w:name w:val="Default Paragraph Font"/>
     <w:uiPriority w:val="1"/>
+    <w:semiHidden/>
     <w:unhideWhenUsed/>
   </w:style>
   <w:style w:type="table" w:default="1" w:styleId="Standardowy">
